--- a/backend/templates/docx/AM_AI_SAFE_System_Report_TEMPLATE_v0.02_FIXED.docx
+++ b/backend/templates/docx/AM_AI_SAFE_System_Report_TEMPLATE_v0.02_FIXED.docx
@@ -8663,16 +8663,7 @@
         <w:spacing w:after="0" w:line="240" w:lineRule="auto"/>
       </w:pPr>
       <w:r>
-        <w:t xml:space="preserve">No </w:t>
-      </w:r>
-      <w:r>
-        <w:t>M</w:t>
-      </w:r>
-      <w:r>
-        <w:t>edium</w:t>
-      </w:r>
-      <w:r>
-        <w:t xml:space="preserve"> priority sector-specific actions identified.</w:t>
+        <w:t>&lt;!-- Medium priority actions table placeholder --&gt;</w:t>
       </w:r>
     </w:p>
     <w:p>
@@ -9060,7 +9051,6 @@
       <w:pPr>
         <w:spacing w:before="100" w:beforeAutospacing="1" w:after="60" w:line="240" w:lineRule="auto"/>
       </w:pPr>
-      <w:r/>
     </w:p>
     <w:p>
       <w:pPr>
@@ -9080,8 +9070,12 @@
       <w:pPr>
         <w:spacing w:after="0" w:line="240" w:lineRule="auto"/>
       </w:pPr>
-      <w:r/>
-      <w:r/>
+      <w:r>
+        <w:t>{%</w:t>
+      </w:r>
+      <w:r>
+        <w:t xml:space="preserve"> endif %}</w:t>
+      </w:r>
     </w:p>
     <w:p>
       <w:pPr>

--- a/backend/templates/docx/AM_AI_SAFE_System_Report_TEMPLATE_v0.02_FIXED.docx
+++ b/backend/templates/docx/AM_AI_SAFE_System_Report_TEMPLATE_v0.02_FIXED.docx
@@ -8646,36 +8646,29 @@
         <w:spacing w:after="0" w:line="240" w:lineRule="auto"/>
       </w:pPr>
       <w:r>
-        <w:t>{%</w:t>
-      </w:r>
-      <w:r>
-        <w:t xml:space="preserve"> if not sector_actions_</w:t>
-      </w:r>
-      <w:r>
-        <w:t>medium</w:t>
-      </w:r>
-      <w:r>
-        <w:t>_top5 %}</w:t>
-      </w:r>
+        <w:t>{% if sector_actions_medium_top5 %}</w:t>
+      </w:r>
+      <w:r/>
+      <w:r/>
+      <w:r/>
     </w:p>
     <w:p>
       <w:pPr>
         <w:spacing w:after="0" w:line="240" w:lineRule="auto"/>
       </w:pPr>
-      <w:r>
-        <w:t>&lt;!-- Medium priority actions table placeholder --&gt;</w:t>
-      </w:r>
+      <w:r/>
+      <w:r/>
+      <w:r/>
+      <w:r/>
     </w:p>
     <w:p>
       <w:pPr>
         <w:spacing w:after="0" w:line="240" w:lineRule="auto"/>
       </w:pPr>
       <w:r>
-        <w:t>{%</w:t>
-      </w:r>
-      <w:r>
-        <w:t xml:space="preserve"> endif %}</w:t>
-      </w:r>
+        <w:t>{% else %}</w:t>
+      </w:r>
+      <w:r/>
     </w:p>
     <w:tbl>
       <w:tblPr>
@@ -9051,6 +9044,7 @@
       <w:pPr>
         <w:spacing w:before="100" w:beforeAutospacing="1" w:after="60" w:line="240" w:lineRule="auto"/>
       </w:pPr>
+      <w:r/>
     </w:p>
     <w:p>
       <w:pPr>
